--- a/backend/templates/termo_declaracao.docx
+++ b/backend/templates/termo_declaracao.docx
@@ -79,7 +79,6 @@
         </w:rPr>
         <w:t>Compareceu à Defensoria Pública em {</w:t>
       </w:r>
-      <w:proofErr w:type="spellStart"/>
       <w:r>
         <w:rPr>
           <w:rFonts w:ascii="Times New Roman" w:eastAsia="Times New Roman" w:hAnsi="Times New Roman" w:cs="Times New Roman"/>
@@ -88,9 +87,8 @@
           <w:szCs w:val="24"/>
           <w:lang w:val="pt-BR"/>
         </w:rPr>
-        <w:t>data_atual</w:t>
+        <w:t>DATA_ATUAL}</w:t>
       </w:r>
-      <w:proofErr w:type="spellEnd"/>
       <w:r>
         <w:rPr>
           <w:rFonts w:ascii="Times New Roman" w:eastAsia="Times New Roman" w:hAnsi="Times New Roman" w:cs="Times New Roman"/>
@@ -99,7 +97,7 @@
           <w:szCs w:val="24"/>
           <w:lang w:val="pt-BR"/>
         </w:rPr>
-        <w:t>},</w:t>
+        <w:t>,</w:t>
       </w:r>
       <w:r>
         <w:rPr>
@@ -121,7 +119,17 @@
         </w:rPr>
         <w:t>{#</w:t>
       </w:r>
-      <w:proofErr w:type="gramStart"/>
+      <w:proofErr w:type="spellStart"/>
+      <w:r>
+        <w:rPr>
+          <w:rFonts w:ascii="Times New Roman" w:eastAsia="Times New Roman" w:hAnsi="Times New Roman" w:cs="Times New Roman"/>
+          <w:color w:val="000000"/>
+          <w:sz w:val="24"/>
+          <w:szCs w:val="24"/>
+        </w:rPr>
+        <w:t>termo_representacao</w:t>
+      </w:r>
+      <w:proofErr w:type="spellEnd"/>
       <w:r>
         <w:rPr>
           <w:rFonts w:ascii="Times New Roman" w:eastAsia="Times New Roman" w:hAnsi="Times New Roman" w:cs="Times New Roman"/>
@@ -130,18 +138,7 @@
           <w:szCs w:val="24"/>
           <w:lang w:val="pt-BR"/>
         </w:rPr>
-        <w:t>eh</w:t>
-      </w:r>
-      <w:proofErr w:type="gramEnd"/>
-      <w:r>
-        <w:rPr>
-          <w:rFonts w:ascii="Times New Roman" w:eastAsia="Times New Roman" w:hAnsi="Times New Roman" w:cs="Times New Roman"/>
-          <w:color w:val="000000"/>
-          <w:sz w:val="24"/>
-          <w:szCs w:val="24"/>
-          <w:lang w:val="pt-BR"/>
-        </w:rPr>
-        <w:t xml:space="preserve">_representacao} o(a) </w:t>
+        <w:t xml:space="preserve">} o(a) </w:t>
       </w:r>
       <w:proofErr w:type="spellStart"/>
       <w:r>
@@ -244,7 +241,17 @@
           <w:szCs w:val="24"/>
           <w:lang w:val="pt-BR"/>
         </w:rPr>
-        <w:t>representante_endereco_residencial</w:t>
+        <w:t>requerente</w:t>
+      </w:r>
+      <w:r>
+        <w:rPr>
+          <w:rFonts w:ascii="Times New Roman" w:eastAsia="Times New Roman" w:hAnsi="Times New Roman" w:cs="Times New Roman"/>
+          <w:color w:val="000000"/>
+          <w:sz w:val="24"/>
+          <w:szCs w:val="24"/>
+          <w:lang w:val="pt-BR"/>
+        </w:rPr>
+        <w:t>_endereco_residencial</w:t>
       </w:r>
       <w:proofErr w:type="spellEnd"/>
       <w:r>
@@ -339,7 +346,16 @@
           <w:szCs w:val="24"/>
           <w:lang w:val="pt-BR"/>
         </w:rPr>
-        <w:t>(s): {</w:t>
+        <w:t xml:space="preserve">(s): </w:t>
+      </w:r>
+      <w:r>
+        <w:rPr>
+          <w:rFonts w:ascii="Times New Roman" w:eastAsia="Times New Roman" w:hAnsi="Times New Roman" w:cs="Times New Roman"/>
+          <w:color w:val="000000"/>
+          <w:sz w:val="24"/>
+          <w:szCs w:val="24"/>
+        </w:rPr>
+        <w:t xml:space="preserve">{#lista_filhos} {NOME}, </w:t>
       </w:r>
       <w:proofErr w:type="spellStart"/>
       <w:r>
@@ -348,9 +364,8 @@
           <w:color w:val="000000"/>
           <w:sz w:val="24"/>
           <w:szCs w:val="24"/>
-          <w:lang w:val="pt-BR"/>
         </w:rPr>
-        <w:t>filhos_info</w:t>
+        <w:t>nascido</w:t>
       </w:r>
       <w:proofErr w:type="spellEnd"/>
       <w:r>
@@ -359,12 +374,99 @@
           <w:color w:val="000000"/>
           <w:sz w:val="24"/>
           <w:szCs w:val="24"/>
-          <w:lang w:val="pt-BR"/>
+        </w:rPr>
+        <w:t xml:space="preserve"> </w:t>
+      </w:r>
+      <w:proofErr w:type="spellStart"/>
+      <w:r>
+        <w:rPr>
+          <w:rFonts w:ascii="Times New Roman" w:eastAsia="Times New Roman" w:hAnsi="Times New Roman" w:cs="Times New Roman"/>
+          <w:color w:val="000000"/>
+          <w:sz w:val="24"/>
+          <w:szCs w:val="24"/>
+        </w:rPr>
+        <w:t>em</w:t>
+      </w:r>
+      <w:proofErr w:type="spellEnd"/>
+      <w:r>
+        <w:rPr>
+          <w:rFonts w:ascii="Times New Roman" w:eastAsia="Times New Roman" w:hAnsi="Times New Roman" w:cs="Times New Roman"/>
+          <w:color w:val="000000"/>
+          <w:sz w:val="24"/>
+          <w:szCs w:val="24"/>
+        </w:rPr>
+        <w:t xml:space="preserve"> {</w:t>
+      </w:r>
+      <w:proofErr w:type="spellStart"/>
+      <w:r>
+        <w:rPr>
+          <w:rFonts w:ascii="Times New Roman" w:eastAsia="Times New Roman" w:hAnsi="Times New Roman" w:cs="Times New Roman"/>
+          <w:color w:val="000000"/>
+          <w:sz w:val="24"/>
+          <w:szCs w:val="24"/>
+        </w:rPr>
+        <w:t>nascimento</w:t>
+      </w:r>
+      <w:proofErr w:type="spellEnd"/>
+      <w:r>
+        <w:rPr>
+          <w:rFonts w:ascii="Times New Roman" w:eastAsia="Times New Roman" w:hAnsi="Times New Roman" w:cs="Times New Roman"/>
+          <w:color w:val="000000"/>
+          <w:sz w:val="24"/>
+          <w:szCs w:val="24"/>
+        </w:rPr>
+        <w:t>}, CPF {</w:t>
+      </w:r>
+      <w:proofErr w:type="spellStart"/>
+      <w:r>
+        <w:rPr>
+          <w:rFonts w:ascii="Times New Roman" w:eastAsia="Times New Roman" w:hAnsi="Times New Roman" w:cs="Times New Roman"/>
+          <w:color w:val="000000"/>
+          <w:sz w:val="24"/>
+          <w:szCs w:val="24"/>
+        </w:rPr>
+        <w:t>cpf</w:t>
+      </w:r>
+      <w:proofErr w:type="spellEnd"/>
+      <w:r>
+        <w:rPr>
+          <w:rFonts w:ascii="Times New Roman" w:eastAsia="Times New Roman" w:hAnsi="Times New Roman" w:cs="Times New Roman"/>
+          <w:color w:val="000000"/>
+          <w:sz w:val="24"/>
+          <w:szCs w:val="24"/>
         </w:rPr>
         <w:t>} {/</w:t>
       </w:r>
       <w:proofErr w:type="spellStart"/>
+      <w:r>
+        <w:rPr>
+          <w:rFonts w:ascii="Times New Roman" w:eastAsia="Times New Roman" w:hAnsi="Times New Roman" w:cs="Times New Roman"/>
+          <w:color w:val="000000"/>
+          <w:sz w:val="24"/>
+          <w:szCs w:val="24"/>
+        </w:rPr>
+        <w:t>lista_</w:t>
+      </w:r>
       <w:proofErr w:type="gramStart"/>
+      <w:r>
+        <w:rPr>
+          <w:rFonts w:ascii="Times New Roman" w:eastAsia="Times New Roman" w:hAnsi="Times New Roman" w:cs="Times New Roman"/>
+          <w:color w:val="000000"/>
+          <w:sz w:val="24"/>
+          <w:szCs w:val="24"/>
+        </w:rPr>
+        <w:t>filhos</w:t>
+      </w:r>
+      <w:proofErr w:type="spellEnd"/>
+      <w:r>
+        <w:rPr>
+          <w:rFonts w:ascii="Times New Roman" w:eastAsia="Times New Roman" w:hAnsi="Times New Roman" w:cs="Times New Roman"/>
+          <w:color w:val="000000"/>
+          <w:sz w:val="24"/>
+          <w:szCs w:val="24"/>
+        </w:rPr>
+        <w:t>}</w:t>
+      </w:r>
       <w:r>
         <w:rPr>
           <w:rFonts w:ascii="Times New Roman" w:eastAsia="Times New Roman" w:hAnsi="Times New Roman" w:cs="Times New Roman"/>
@@ -373,7 +475,7 @@
           <w:szCs w:val="24"/>
           <w:lang w:val="pt-BR"/>
         </w:rPr>
-        <w:t>eh</w:t>
+        <w:t>{</w:t>
       </w:r>
       <w:proofErr w:type="gramEnd"/>
       <w:r>
@@ -384,7 +486,17 @@
           <w:szCs w:val="24"/>
           <w:lang w:val="pt-BR"/>
         </w:rPr>
-        <w:t>_representacao</w:t>
+        <w:t>/</w:t>
+      </w:r>
+      <w:proofErr w:type="spellStart"/>
+      <w:r>
+        <w:rPr>
+          <w:rFonts w:ascii="Times New Roman" w:eastAsia="Times New Roman" w:hAnsi="Times New Roman" w:cs="Times New Roman"/>
+          <w:color w:val="000000"/>
+          <w:sz w:val="24"/>
+          <w:szCs w:val="24"/>
+        </w:rPr>
+        <w:t>termo_representacao</w:t>
       </w:r>
       <w:proofErr w:type="spellEnd"/>
       <w:r>
@@ -397,26 +509,6 @@
         </w:rPr>
         <w:t>}</w:t>
       </w:r>
-    </w:p>
-    <w:p>
-      <w:pPr>
-        <w:pBdr>
-          <w:top w:val="none" w:sz="4" w:space="0" w:color="000000"/>
-          <w:left w:val="none" w:sz="4" w:space="0" w:color="000000"/>
-          <w:bottom w:val="none" w:sz="4" w:space="0" w:color="000000"/>
-          <w:right w:val="none" w:sz="4" w:space="0" w:color="000000"/>
-        </w:pBdr>
-        <w:shd w:val="clear" w:color="FFFFFF" w:fill="FFFFFF"/>
-        <w:spacing w:after="0" w:line="360" w:lineRule="auto"/>
-        <w:jc w:val="both"/>
-        <w:rPr>
-          <w:rFonts w:ascii="Times New Roman" w:eastAsia="Times New Roman" w:hAnsi="Times New Roman" w:cs="Times New Roman"/>
-          <w:color w:val="000000"/>
-          <w:sz w:val="24"/>
-          <w:szCs w:val="24"/>
-          <w:lang w:val="pt-BR"/>
-        </w:rPr>
-      </w:pPr>
     </w:p>
     <w:p>
       <w:pPr>
@@ -448,27 +540,14 @@
         <w:t>{^</w:t>
       </w:r>
       <w:proofErr w:type="spellStart"/>
-      <w:proofErr w:type="gramStart"/>
       <w:r>
         <w:rPr>
           <w:rFonts w:ascii="Times New Roman" w:eastAsia="Times New Roman" w:hAnsi="Times New Roman" w:cs="Times New Roman"/>
           <w:color w:val="000000"/>
           <w:sz w:val="24"/>
           <w:szCs w:val="24"/>
-          <w:lang w:val="pt-BR"/>
         </w:rPr>
-        <w:t>eh</w:t>
-      </w:r>
-      <w:proofErr w:type="gramEnd"/>
-      <w:r>
-        <w:rPr>
-          <w:rFonts w:ascii="Times New Roman" w:eastAsia="Times New Roman" w:hAnsi="Times New Roman" w:cs="Times New Roman"/>
-          <w:color w:val="000000"/>
-          <w:sz w:val="24"/>
-          <w:szCs w:val="24"/>
-          <w:lang w:val="pt-BR"/>
-        </w:rPr>
-        <w:t>_representacao</w:t>
+        <w:t>termo_representacao</w:t>
       </w:r>
       <w:proofErr w:type="spellEnd"/>
       <w:r>
@@ -556,7 +635,7 @@
           <w:szCs w:val="24"/>
           <w:lang w:val="pt-BR"/>
         </w:rPr>
-        <w:t>cpf_assistido</w:t>
+        <w:t>requerente_cpf</w:t>
       </w:r>
       <w:proofErr w:type="spellEnd"/>
       <w:r>
@@ -578,7 +657,17 @@
           <w:szCs w:val="24"/>
           <w:lang w:val="pt-BR"/>
         </w:rPr>
-        <w:t>assistido_data_nascimento</w:t>
+        <w:t>requerente</w:t>
+      </w:r>
+      <w:r>
+        <w:rPr>
+          <w:rFonts w:ascii="Times New Roman" w:eastAsia="Times New Roman" w:hAnsi="Times New Roman" w:cs="Times New Roman"/>
+          <w:color w:val="000000"/>
+          <w:sz w:val="24"/>
+          <w:szCs w:val="24"/>
+          <w:lang w:val="pt-BR"/>
+        </w:rPr>
+        <w:t>_data_nascimento</w:t>
       </w:r>
       <w:proofErr w:type="spellEnd"/>
       <w:r>
@@ -600,7 +689,7 @@
           <w:szCs w:val="24"/>
           <w:lang w:val="pt-BR"/>
         </w:rPr>
-        <w:t>endereco_assistido</w:t>
+        <w:t>requerente_endereco_residencial</w:t>
       </w:r>
       <w:proofErr w:type="spellEnd"/>
       <w:r>
@@ -622,7 +711,17 @@
           <w:szCs w:val="24"/>
           <w:lang w:val="pt-BR"/>
         </w:rPr>
-        <w:t>telefone_assistido</w:t>
+        <w:t>requerente_</w:t>
+      </w:r>
+      <w:r>
+        <w:rPr>
+          <w:rFonts w:ascii="Times New Roman" w:eastAsia="Times New Roman" w:hAnsi="Times New Roman" w:cs="Times New Roman"/>
+          <w:color w:val="000000"/>
+          <w:sz w:val="24"/>
+          <w:szCs w:val="24"/>
+          <w:lang w:val="pt-BR"/>
+        </w:rPr>
+        <w:t>telefone</w:t>
       </w:r>
       <w:proofErr w:type="spellEnd"/>
       <w:r>
@@ -666,7 +765,17 @@
           <w:szCs w:val="24"/>
           <w:lang w:val="pt-BR"/>
         </w:rPr>
-        <w:t>email_assistido</w:t>
+        <w:t>requerente_</w:t>
+      </w:r>
+      <w:r>
+        <w:rPr>
+          <w:rFonts w:ascii="Times New Roman" w:eastAsia="Times New Roman" w:hAnsi="Times New Roman" w:cs="Times New Roman"/>
+          <w:color w:val="000000"/>
+          <w:sz w:val="24"/>
+          <w:szCs w:val="24"/>
+          <w:lang w:val="pt-BR"/>
+        </w:rPr>
+        <w:t>email</w:t>
       </w:r>
       <w:proofErr w:type="spellEnd"/>
       <w:r>
@@ -680,27 +789,14 @@
         <w:t>}, {/</w:t>
       </w:r>
       <w:proofErr w:type="spellStart"/>
-      <w:proofErr w:type="gramStart"/>
       <w:r>
         <w:rPr>
           <w:rFonts w:ascii="Times New Roman" w:eastAsia="Times New Roman" w:hAnsi="Times New Roman" w:cs="Times New Roman"/>
           <w:color w:val="000000"/>
           <w:sz w:val="24"/>
           <w:szCs w:val="24"/>
-          <w:lang w:val="pt-BR"/>
         </w:rPr>
-        <w:t>eh</w:t>
-      </w:r>
-      <w:proofErr w:type="gramEnd"/>
-      <w:r>
-        <w:rPr>
-          <w:rFonts w:ascii="Times New Roman" w:eastAsia="Times New Roman" w:hAnsi="Times New Roman" w:cs="Times New Roman"/>
-          <w:color w:val="000000"/>
-          <w:sz w:val="24"/>
-          <w:szCs w:val="24"/>
-          <w:lang w:val="pt-BR"/>
-        </w:rPr>
-        <w:t>_representacao</w:t>
+        <w:t>termo_representacao</w:t>
       </w:r>
       <w:proofErr w:type="spellEnd"/>
       <w:r>
@@ -833,7 +929,7 @@
           <w:szCs w:val="24"/>
           <w:lang w:val="pt-BR"/>
         </w:rPr>
-        <w:t>Diante de todo o exposto, manifesta sua intenção de ajuizar {</w:t>
+        <w:t xml:space="preserve">Diante de todo o exposto, manifesta sua intenção de ajuizar </w:t>
       </w:r>
       <w:proofErr w:type="spellStart"/>
       <w:r>
@@ -842,9 +938,8 @@
           <w:color w:val="000000"/>
           <w:sz w:val="24"/>
           <w:szCs w:val="24"/>
-          <w:lang w:val="pt-BR"/>
         </w:rPr>
-        <w:t>tipo_acao</w:t>
+        <w:t>Fixação</w:t>
       </w:r>
       <w:proofErr w:type="spellEnd"/>
       <w:r>
@@ -853,9 +948,18 @@
           <w:color w:val="000000"/>
           <w:sz w:val="24"/>
           <w:szCs w:val="24"/>
+        </w:rPr>
+        <w:t xml:space="preserve"> de Alimentos</w:t>
+      </w:r>
+      <w:r>
+        <w:rPr>
+          <w:rFonts w:ascii="Times New Roman" w:eastAsia="Times New Roman" w:hAnsi="Times New Roman" w:cs="Times New Roman"/>
+          <w:color w:val="000000"/>
+          <w:sz w:val="24"/>
+          <w:szCs w:val="24"/>
           <w:lang w:val="pt-BR"/>
         </w:rPr>
-        <w:t>}, a fim de obter a regularização da situação jurídica decorrente dos fatos narrados. Por ser verdade, assino, ao tempo que me responsabilizo pela atualização dos dados.</w:t>
+        <w:t>, a fim de obter a regularização da situação jurídica decorrente dos fatos narrados. Por ser verdade, assino, ao tempo que me responsabilizo pela atualização dos dados.</w:t>
       </w:r>
     </w:p>
     <w:p>
@@ -888,7 +992,7 @@
           <w:lang w:val="pt-BR"/>
         </w:rPr>
         <w:pict w14:anchorId="60A91400">
-          <v:rect id="_x0000_i1028" style="width:0;height:1.5pt" o:hralign="center" o:hrstd="t" o:hr="t" fillcolor="#a0a0a0" stroked="f"/>
+          <v:rect id="_x0000_i1025" style="width:0;height:1.5pt" o:hralign="center" o:hrstd="t" o:hr="t" fillcolor="#a0a0a0" stroked="f"/>
         </w:pict>
       </w:r>
       <w:r>
@@ -901,7 +1005,17 @@
         </w:rPr>
         <w:t>{#</w:t>
       </w:r>
-      <w:proofErr w:type="gramStart"/>
+      <w:proofErr w:type="spellStart"/>
+      <w:r>
+        <w:rPr>
+          <w:rFonts w:ascii="Times New Roman" w:eastAsia="Times New Roman" w:hAnsi="Times New Roman" w:cs="Times New Roman"/>
+          <w:color w:val="000000"/>
+          <w:sz w:val="24"/>
+          <w:szCs w:val="24"/>
+        </w:rPr>
+        <w:t>termo_representacao</w:t>
+      </w:r>
+      <w:proofErr w:type="spellEnd"/>
       <w:r>
         <w:rPr>
           <w:rFonts w:ascii="Times New Roman" w:eastAsia="Times New Roman" w:hAnsi="Times New Roman" w:cs="Times New Roman"/>
@@ -910,18 +1024,7 @@
           <w:szCs w:val="24"/>
           <w:lang w:val="pt-BR"/>
         </w:rPr>
-        <w:t>eh</w:t>
-      </w:r>
-      <w:proofErr w:type="gramEnd"/>
-      <w:r>
-        <w:rPr>
-          <w:rFonts w:ascii="Times New Roman" w:eastAsia="Times New Roman" w:hAnsi="Times New Roman" w:cs="Times New Roman"/>
-          <w:color w:val="000000"/>
-          <w:sz w:val="24"/>
-          <w:szCs w:val="24"/>
-          <w:lang w:val="pt-BR"/>
-        </w:rPr>
-        <w:t>_representacao} {</w:t>
+        <w:t>} {</w:t>
       </w:r>
       <w:proofErr w:type="spellStart"/>
       <w:r>
@@ -946,27 +1049,14 @@
         <w:t>} (Representante Legal) {/</w:t>
       </w:r>
       <w:proofErr w:type="spellStart"/>
-      <w:proofErr w:type="gramStart"/>
       <w:r>
         <w:rPr>
           <w:rFonts w:ascii="Times New Roman" w:eastAsia="Times New Roman" w:hAnsi="Times New Roman" w:cs="Times New Roman"/>
           <w:color w:val="000000"/>
           <w:sz w:val="24"/>
           <w:szCs w:val="24"/>
-          <w:lang w:val="pt-BR"/>
         </w:rPr>
-        <w:t>eh</w:t>
-      </w:r>
-      <w:proofErr w:type="gramEnd"/>
-      <w:r>
-        <w:rPr>
-          <w:rFonts w:ascii="Times New Roman" w:eastAsia="Times New Roman" w:hAnsi="Times New Roman" w:cs="Times New Roman"/>
-          <w:color w:val="000000"/>
-          <w:sz w:val="24"/>
-          <w:szCs w:val="24"/>
-          <w:lang w:val="pt-BR"/>
-        </w:rPr>
-        <w:t>_representacao</w:t>
+        <w:t>termo_representacao</w:t>
       </w:r>
       <w:proofErr w:type="spellEnd"/>
       <w:r>
@@ -1011,27 +1101,14 @@
         <w:t>{^</w:t>
       </w:r>
       <w:proofErr w:type="spellStart"/>
-      <w:proofErr w:type="gramStart"/>
       <w:r>
         <w:rPr>
           <w:rFonts w:ascii="Times New Roman" w:eastAsia="Times New Roman" w:hAnsi="Times New Roman" w:cs="Times New Roman"/>
           <w:color w:val="000000"/>
           <w:sz w:val="24"/>
           <w:szCs w:val="24"/>
-          <w:lang w:val="pt-BR"/>
         </w:rPr>
-        <w:t>eh</w:t>
-      </w:r>
-      <w:proofErr w:type="gramEnd"/>
-      <w:r>
-        <w:rPr>
-          <w:rFonts w:ascii="Times New Roman" w:eastAsia="Times New Roman" w:hAnsi="Times New Roman" w:cs="Times New Roman"/>
-          <w:color w:val="000000"/>
-          <w:sz w:val="24"/>
-          <w:szCs w:val="24"/>
-          <w:lang w:val="pt-BR"/>
-        </w:rPr>
-        <w:t>_representacao</w:t>
+        <w:t>termo_representacao</w:t>
       </w:r>
       <w:proofErr w:type="spellEnd"/>
       <w:r>
@@ -1053,7 +1130,7 @@
           <w:szCs w:val="24"/>
           <w:lang w:val="pt-BR"/>
         </w:rPr>
-        <w:t>nome_assistido</w:t>
+        <w:t>requerente_nome</w:t>
       </w:r>
       <w:proofErr w:type="spellEnd"/>
       <w:r>
@@ -1067,27 +1144,14 @@
         <w:t>} {/</w:t>
       </w:r>
       <w:proofErr w:type="spellStart"/>
-      <w:proofErr w:type="gramStart"/>
       <w:r>
         <w:rPr>
           <w:rFonts w:ascii="Times New Roman" w:eastAsia="Times New Roman" w:hAnsi="Times New Roman" w:cs="Times New Roman"/>
           <w:color w:val="000000"/>
           <w:sz w:val="24"/>
           <w:szCs w:val="24"/>
-          <w:lang w:val="pt-BR"/>
         </w:rPr>
-        <w:t>eh</w:t>
-      </w:r>
-      <w:proofErr w:type="gramEnd"/>
-      <w:r>
-        <w:rPr>
-          <w:rFonts w:ascii="Times New Roman" w:eastAsia="Times New Roman" w:hAnsi="Times New Roman" w:cs="Times New Roman"/>
-          <w:color w:val="000000"/>
-          <w:sz w:val="24"/>
-          <w:szCs w:val="24"/>
-          <w:lang w:val="pt-BR"/>
-        </w:rPr>
-        <w:t>_representacao</w:t>
+        <w:t>termo_representacao</w:t>
       </w:r>
       <w:proofErr w:type="spellEnd"/>
       <w:r>
@@ -2403,7 +2467,6 @@
   <w:style w:type="character" w:default="1" w:styleId="Fontepargpadro">
     <w:name w:val="Default Paragraph Font"/>
     <w:uiPriority w:val="1"/>
-    <w:semiHidden/>
     <w:unhideWhenUsed/>
   </w:style>
   <w:style w:type="table" w:default="1" w:styleId="Tabelanormal">

--- a/backend/templates/termo_declaracao.docx
+++ b/backend/templates/termo_declaracao.docx
@@ -855,9 +855,31 @@
           <w:color w:val="000000"/>
           <w:sz w:val="24"/>
           <w:szCs w:val="24"/>
+          <w:u w:val="single"/>
           <w:lang w:val="pt-BR"/>
         </w:rPr>
-        <w:t>declarando: {</w:t>
+        <w:t>D</w:t>
+      </w:r>
+      <w:r>
+        <w:rPr>
+          <w:rFonts w:ascii="Times New Roman" w:eastAsia="Times New Roman" w:hAnsi="Times New Roman" w:cs="Times New Roman"/>
+          <w:color w:val="000000"/>
+          <w:sz w:val="24"/>
+          <w:szCs w:val="24"/>
+          <w:u w:val="single"/>
+          <w:lang w:val="pt-BR"/>
+        </w:rPr>
+        <w:t>eclarando</w:t>
+      </w:r>
+      <w:r>
+        <w:rPr>
+          <w:rFonts w:ascii="Times New Roman" w:eastAsia="Times New Roman" w:hAnsi="Times New Roman" w:cs="Times New Roman"/>
+          <w:color w:val="000000"/>
+          <w:sz w:val="24"/>
+          <w:szCs w:val="24"/>
+          <w:lang w:val="pt-BR"/>
+        </w:rPr>
+        <w:t>: {</w:t>
       </w:r>
       <w:proofErr w:type="spellStart"/>
       <w:r>
@@ -901,6 +923,93 @@
           <w:lang w:val="pt-BR"/>
         </w:rPr>
       </w:pPr>
+      <w:r>
+        <w:rPr>
+          <w:rFonts w:ascii="Times New Roman" w:eastAsia="Times New Roman" w:hAnsi="Times New Roman" w:cs="Times New Roman"/>
+          <w:color w:val="000000"/>
+          <w:sz w:val="24"/>
+          <w:szCs w:val="24"/>
+        </w:rPr>
+        <w:t>{#HAS_</w:t>
+      </w:r>
+      <w:proofErr w:type="gramStart"/>
+      <w:r>
+        <w:rPr>
+          <w:rFonts w:ascii="Times New Roman" w:eastAsia="Times New Roman" w:hAnsi="Times New Roman" w:cs="Times New Roman"/>
+          <w:color w:val="000000"/>
+          <w:sz w:val="24"/>
+          <w:szCs w:val="24"/>
+        </w:rPr>
+        <w:t>GUARDA}</w:t>
+      </w:r>
+      <w:r>
+        <w:rPr>
+          <w:rFonts w:ascii="Times New Roman" w:eastAsia="Times New Roman" w:hAnsi="Times New Roman" w:cs="Times New Roman"/>
+          <w:color w:val="000000"/>
+          <w:sz w:val="24"/>
+          <w:szCs w:val="24"/>
+        </w:rPr>
+        <w:t>Guarda</w:t>
+      </w:r>
+      <w:proofErr w:type="gramEnd"/>
+      <w:r>
+        <w:rPr>
+          <w:rFonts w:ascii="Times New Roman" w:eastAsia="Times New Roman" w:hAnsi="Times New Roman" w:cs="Times New Roman"/>
+          <w:color w:val="000000"/>
+          <w:sz w:val="24"/>
+          <w:szCs w:val="24"/>
+        </w:rPr>
+        <w:t xml:space="preserve"> </w:t>
+      </w:r>
+      <w:proofErr w:type="spellStart"/>
+      <w:r>
+        <w:rPr>
+          <w:rFonts w:ascii="Times New Roman" w:eastAsia="Times New Roman" w:hAnsi="Times New Roman" w:cs="Times New Roman"/>
+          <w:color w:val="000000"/>
+          <w:sz w:val="24"/>
+          <w:szCs w:val="24"/>
+        </w:rPr>
+        <w:t>Convivência</w:t>
+      </w:r>
+      <w:proofErr w:type="spellEnd"/>
+      <w:r>
+        <w:rPr>
+          <w:rFonts w:ascii="Times New Roman" w:eastAsia="Times New Roman" w:hAnsi="Times New Roman" w:cs="Times New Roman"/>
+          <w:color w:val="000000"/>
+          <w:sz w:val="24"/>
+          <w:szCs w:val="24"/>
+        </w:rPr>
+        <w:t>:</w:t>
+      </w:r>
+      <w:r>
+        <w:rPr>
+          <w:rFonts w:ascii="Times New Roman" w:eastAsia="Times New Roman" w:hAnsi="Times New Roman" w:cs="Times New Roman"/>
+          <w:color w:val="000000"/>
+          <w:sz w:val="24"/>
+          <w:szCs w:val="24"/>
+        </w:rPr>
+        <w:t xml:space="preserve"> {</w:t>
+      </w:r>
+      <w:proofErr w:type="spellStart"/>
+      <w:r>
+        <w:rPr>
+          <w:rFonts w:ascii="Times New Roman" w:eastAsia="Times New Roman" w:hAnsi="Times New Roman" w:cs="Times New Roman"/>
+          <w:color w:val="000000"/>
+          <w:sz w:val="24"/>
+          <w:szCs w:val="24"/>
+        </w:rPr>
+        <w:t>guarda_convivencia</w:t>
+      </w:r>
+      <w:proofErr w:type="spellEnd"/>
+      <w:r>
+        <w:rPr>
+          <w:rFonts w:ascii="Times New Roman" w:eastAsia="Times New Roman" w:hAnsi="Times New Roman" w:cs="Times New Roman"/>
+          <w:color w:val="000000"/>
+          <w:sz w:val="24"/>
+          <w:szCs w:val="24"/>
+        </w:rPr>
+        <w:t>} {/HAS_GUARDA}</w:t>
+      </w:r>
     </w:p>
     <w:p>
       <w:pPr>
